--- a/report.docx
+++ b/report.docx
@@ -40,12 +40,6 @@
         <w:gridCol w:w="6800"/>
       </w:tblGrid>
       <w:tr>
-        <w:tblPrEx>
-          <w:tblCellMar>
-            <w:top w:w="0" w:type="dxa"/>
-            <w:bottom w:w="0" w:type="dxa"/>
-          </w:tblCellMar>
-        </w:tblPrEx>
         <w:tc>
           <w:tcPr>
             <w:tcW w:w="3200" w:type="dxa"/>
@@ -78,12 +72,6 @@
         </w:tc>
       </w:tr>
       <w:tr>
-        <w:tblPrEx>
-          <w:tblCellMar>
-            <w:top w:w="0" w:type="dxa"/>
-            <w:bottom w:w="0" w:type="dxa"/>
-          </w:tblCellMar>
-        </w:tblPrEx>
         <w:tc>
           <w:tcPr>
             <w:tcW w:w="3200" w:type="dxa"/>
@@ -106,12 +94,6 @@
         </w:tc>
       </w:tr>
       <w:tr>
-        <w:tblPrEx>
-          <w:tblCellMar>
-            <w:top w:w="0" w:type="dxa"/>
-            <w:bottom w:w="0" w:type="dxa"/>
-          </w:tblCellMar>
-        </w:tblPrEx>
         <w:tc>
           <w:tcPr>
             <w:tcW w:w="3200" w:type="dxa"/>
@@ -140,12 +122,6 @@
         </w:tc>
       </w:tr>
       <w:tr>
-        <w:tblPrEx>
-          <w:tblCellMar>
-            <w:top w:w="0" w:type="dxa"/>
-            <w:bottom w:w="0" w:type="dxa"/>
-          </w:tblCellMar>
-        </w:tblPrEx>
         <w:tc>
           <w:tcPr>
             <w:tcW w:w="3200" w:type="dxa"/>
@@ -174,12 +150,6 @@
         </w:tc>
       </w:tr>
       <w:tr>
-        <w:tblPrEx>
-          <w:tblCellMar>
-            <w:top w:w="0" w:type="dxa"/>
-            <w:bottom w:w="0" w:type="dxa"/>
-          </w:tblCellMar>
-        </w:tblPrEx>
         <w:tc>
           <w:tcPr>
             <w:tcW w:w="3200" w:type="dxa"/>
@@ -227,22 +197,7 @@
         <w:spacing w:after="150"/>
       </w:pPr>
       <w:r>
-        <w:t>O</w:t>
-      </w:r>
-      <w:r>
-        <w:t>ur project is trying to guess if a website is a phishing site or a legit</w:t>
-      </w:r>
-      <w:r>
-        <w:t xml:space="preserve"> </w:t>
-      </w:r>
-      <w:r>
-        <w:t>site. We are not looking at the actual website page, we are just looking at 30 features about the url/site structure, like i</w:t>
-      </w:r>
-      <w:r>
-        <w:t>f</w:t>
-      </w:r>
-      <w:r>
-        <w:t xml:space="preserve"> the url too long, does it use https, does it have weird stuff like @ symbol in it.</w:t>
+        <w:t>Our project is trying to guess if a website is a phishing site or a legit site. We are not looking at the actual website page, we are just looking at 30 features about the url/site structure, like if the url too long, does it use https, does it have weird stuff like @ symbol in it.</w:t>
       </w:r>
     </w:p>
     <w:p>
@@ -267,11 +222,7 @@
         <w:spacing w:after="150"/>
       </w:pPr>
       <w:r>
-        <w:t xml:space="preserve">We are </w:t>
-      </w:r>
-      <w:proofErr w:type="gramStart"/>
-      <w:r>
-        <w:t>from</w:t>
+        <w:t>We are from</w:t>
       </w:r>
       <w:r>
         <w:t xml:space="preserve"> </w:t>
@@ -280,36 +231,10 @@
         <w:t xml:space="preserve"> </w:t>
       </w:r>
       <w:r>
-        <w:t>cncs</w:t>
-      </w:r>
-      <w:proofErr w:type="gramEnd"/>
-      <w:r>
-        <w:t xml:space="preserve"> department and have interest in cybersecurity </w:t>
-      </w:r>
-      <w:r>
-        <w:t xml:space="preserve">so we wanted something that is actually related to security instead of just doing normal stuff like predicting </w:t>
-      </w:r>
-      <w:r>
-        <w:t xml:space="preserve">goods </w:t>
-      </w:r>
-      <w:r>
-        <w:t xml:space="preserve">prices or student marks. Phishing detection felt like a good </w:t>
-      </w:r>
-      <w:proofErr w:type="gramStart"/>
-      <w:r>
-        <w:t>real world</w:t>
-      </w:r>
-      <w:proofErr w:type="gramEnd"/>
-      <w:r>
-        <w:t xml:space="preserve"> problem because </w:t>
-      </w:r>
-      <w:proofErr w:type="gramStart"/>
-      <w:r>
-        <w:t>its</w:t>
-      </w:r>
-      <w:proofErr w:type="gramEnd"/>
-      <w:r>
-        <w:t xml:space="preserve"> something that actually matters, people fall for phishing links</w:t>
+        <w:t xml:space="preserve">cncs department and have interest in cybersecurity </w:t>
+      </w:r>
+      <w:r>
+        <w:t>so we wanted something that is actually related to security instead of just doing normal stuff like predicting prices or marks. Phishing detection felt like a good real world problem because its something that actually matters, people fall for phishing links</w:t>
       </w:r>
       <w:r>
         <w:t xml:space="preserve"> these days so yes.</w:t>
@@ -337,31 +262,7 @@
         <w:spacing w:after="150"/>
       </w:pPr>
       <w:r>
-        <w:t xml:space="preserve">We got the dataset from OpenML / UCI, </w:t>
-      </w:r>
-      <w:proofErr w:type="gramStart"/>
-      <w:r>
-        <w:t>its</w:t>
-      </w:r>
-      <w:proofErr w:type="gramEnd"/>
-      <w:r>
-        <w:t xml:space="preserve"> called "PhishingWebsites". </w:t>
-      </w:r>
-      <w:proofErr w:type="gramStart"/>
-      <w:r>
-        <w:t>Its</w:t>
-      </w:r>
-      <w:proofErr w:type="gramEnd"/>
-      <w:r>
-        <w:t xml:space="preserve"> a public dataset so anyone can use it for learning/research, no privacy issue since it doesnt have any personal user data, </w:t>
-      </w:r>
-      <w:proofErr w:type="gramStart"/>
-      <w:r>
-        <w:t>its</w:t>
-      </w:r>
-      <w:proofErr w:type="gramEnd"/>
-      <w:r>
-        <w:t xml:space="preserve"> just about url structure.</w:t>
+        <w:t>We got the dataset from OpenML / UCI, its called "PhishingWebsites". Its a public dataset so anyone can use it for learning/research, no privacy issue since it doesnt have any personal user data, its just about url structure.</w:t>
       </w:r>
     </w:p>
     <w:p>
@@ -402,12 +303,6 @@
         <w:gridCol w:w="6800"/>
       </w:tblGrid>
       <w:tr>
-        <w:tblPrEx>
-          <w:tblCellMar>
-            <w:top w:w="0" w:type="dxa"/>
-            <w:bottom w:w="0" w:type="dxa"/>
-          </w:tblCellMar>
-        </w:tblPrEx>
         <w:tc>
           <w:tcPr>
             <w:tcW w:w="3200" w:type="dxa"/>
@@ -440,12 +335,6 @@
         </w:tc>
       </w:tr>
       <w:tr>
-        <w:tblPrEx>
-          <w:tblCellMar>
-            <w:top w:w="0" w:type="dxa"/>
-            <w:bottom w:w="0" w:type="dxa"/>
-          </w:tblCellMar>
-        </w:tblPrEx>
         <w:tc>
           <w:tcPr>
             <w:tcW w:w="3200" w:type="dxa"/>
@@ -468,12 +357,6 @@
         </w:tc>
       </w:tr>
       <w:tr>
-        <w:tblPrEx>
-          <w:tblCellMar>
-            <w:top w:w="0" w:type="dxa"/>
-            <w:bottom w:w="0" w:type="dxa"/>
-          </w:tblCellMar>
-        </w:tblPrEx>
         <w:tc>
           <w:tcPr>
             <w:tcW w:w="3200" w:type="dxa"/>
@@ -496,12 +379,6 @@
         </w:tc>
       </w:tr>
       <w:tr>
-        <w:tblPrEx>
-          <w:tblCellMar>
-            <w:top w:w="0" w:type="dxa"/>
-            <w:bottom w:w="0" w:type="dxa"/>
-          </w:tblCellMar>
-        </w:tblPrEx>
         <w:tc>
           <w:tcPr>
             <w:tcW w:w="3200" w:type="dxa"/>
@@ -524,12 +401,6 @@
         </w:tc>
       </w:tr>
       <w:tr>
-        <w:tblPrEx>
-          <w:tblCellMar>
-            <w:top w:w="0" w:type="dxa"/>
-            <w:bottom w:w="0" w:type="dxa"/>
-          </w:tblCellMar>
-        </w:tblPrEx>
         <w:tc>
           <w:tcPr>
             <w:tcW w:w="3200" w:type="dxa"/>
@@ -552,12 +423,6 @@
         </w:tc>
       </w:tr>
       <w:tr>
-        <w:tblPrEx>
-          <w:tblCellMar>
-            <w:top w:w="0" w:type="dxa"/>
-            <w:bottom w:w="0" w:type="dxa"/>
-          </w:tblCellMar>
-        </w:tblPrEx>
         <w:tc>
           <w:tcPr>
             <w:tcW w:w="3200" w:type="dxa"/>
@@ -580,12 +445,6 @@
         </w:tc>
       </w:tr>
       <w:tr>
-        <w:tblPrEx>
-          <w:tblCellMar>
-            <w:top w:w="0" w:type="dxa"/>
-            <w:bottom w:w="0" w:type="dxa"/>
-          </w:tblCellMar>
-        </w:tblPrEx>
         <w:tc>
           <w:tcPr>
             <w:tcW w:w="3200" w:type="dxa"/>
@@ -608,12 +467,6 @@
         </w:tc>
       </w:tr>
       <w:tr>
-        <w:tblPrEx>
-          <w:tblCellMar>
-            <w:top w:w="0" w:type="dxa"/>
-            <w:bottom w:w="0" w:type="dxa"/>
-          </w:tblCellMar>
-        </w:tblPrEx>
         <w:tc>
           <w:tcPr>
             <w:tcW w:w="3200" w:type="dxa"/>
@@ -636,12 +489,6 @@
         </w:tc>
       </w:tr>
       <w:tr>
-        <w:tblPrEx>
-          <w:tblCellMar>
-            <w:top w:w="0" w:type="dxa"/>
-            <w:bottom w:w="0" w:type="dxa"/>
-          </w:tblCellMar>
-        </w:tblPrEx>
         <w:tc>
           <w:tcPr>
             <w:tcW w:w="3200" w:type="dxa"/>
@@ -664,12 +511,6 @@
         </w:tc>
       </w:tr>
       <w:tr>
-        <w:tblPrEx>
-          <w:tblCellMar>
-            <w:top w:w="0" w:type="dxa"/>
-            <w:bottom w:w="0" w:type="dxa"/>
-          </w:tblCellMar>
-        </w:tblPrEx>
         <w:tc>
           <w:tcPr>
             <w:tcW w:w="3200" w:type="dxa"/>
@@ -692,12 +533,6 @@
         </w:tc>
       </w:tr>
       <w:tr>
-        <w:tblPrEx>
-          <w:tblCellMar>
-            <w:top w:w="0" w:type="dxa"/>
-            <w:bottom w:w="0" w:type="dxa"/>
-          </w:tblCellMar>
-        </w:tblPrEx>
         <w:tc>
           <w:tcPr>
             <w:tcW w:w="3200" w:type="dxa"/>
@@ -720,12 +555,6 @@
         </w:tc>
       </w:tr>
       <w:tr>
-        <w:tblPrEx>
-          <w:tblCellMar>
-            <w:top w:w="0" w:type="dxa"/>
-            <w:bottom w:w="0" w:type="dxa"/>
-          </w:tblCellMar>
-        </w:tblPrEx>
         <w:tc>
           <w:tcPr>
             <w:tcW w:w="3200" w:type="dxa"/>
@@ -748,12 +577,6 @@
         </w:tc>
       </w:tr>
       <w:tr>
-        <w:tblPrEx>
-          <w:tblCellMar>
-            <w:top w:w="0" w:type="dxa"/>
-            <w:bottom w:w="0" w:type="dxa"/>
-          </w:tblCellMar>
-        </w:tblPrEx>
         <w:tc>
           <w:tcPr>
             <w:tcW w:w="3200" w:type="dxa"/>
@@ -776,12 +599,28 @@
         </w:tc>
       </w:tr>
       <w:tr>
-        <w:tblPrEx>
-          <w:tblCellMar>
-            <w:top w:w="0" w:type="dxa"/>
-            <w:bottom w:w="0" w:type="dxa"/>
-          </w:tblCellMar>
-        </w:tblPrEx>
+        <w:tc>
+          <w:tcPr>
+            <w:tcW w:w="3200" w:type="dxa"/>
+          </w:tcPr>
+          <w:p>
+            <w:r>
+              <w:t>Request_URL</w:t>
+            </w:r>
+          </w:p>
+        </w:tc>
+        <w:tc>
+          <w:tcPr>
+            <w:tcW w:w="6800" w:type="dxa"/>
+          </w:tcPr>
+          <w:p>
+            <w:r>
+              <w:t>if images/scripts on the page are loaded from a different domain</w:t>
+            </w:r>
+          </w:p>
+        </w:tc>
+      </w:tr>
+      <w:tr>
         <w:tc>
           <w:tcPr>
             <w:tcW w:w="3200" w:type="dxa"/>
@@ -789,34 +628,6 @@
           <w:p>
             <w:r>
               <w:lastRenderedPageBreak/>
-              <w:t>Request_URL</w:t>
-            </w:r>
-          </w:p>
-        </w:tc>
-        <w:tc>
-          <w:tcPr>
-            <w:tcW w:w="6800" w:type="dxa"/>
-          </w:tcPr>
-          <w:p>
-            <w:r>
-              <w:t>if images/scripts on the page are loaded from a different domain</w:t>
-            </w:r>
-          </w:p>
-        </w:tc>
-      </w:tr>
-      <w:tr>
-        <w:tblPrEx>
-          <w:tblCellMar>
-            <w:top w:w="0" w:type="dxa"/>
-            <w:bottom w:w="0" w:type="dxa"/>
-          </w:tblCellMar>
-        </w:tblPrEx>
-        <w:tc>
-          <w:tcPr>
-            <w:tcW w:w="3200" w:type="dxa"/>
-          </w:tcPr>
-          <w:p>
-            <w:r>
               <w:t>URL_of_Anchor</w:t>
             </w:r>
           </w:p>
@@ -833,12 +644,6 @@
         </w:tc>
       </w:tr>
       <w:tr>
-        <w:tblPrEx>
-          <w:tblCellMar>
-            <w:top w:w="0" w:type="dxa"/>
-            <w:bottom w:w="0" w:type="dxa"/>
-          </w:tblCellMar>
-        </w:tblPrEx>
         <w:tc>
           <w:tcPr>
             <w:tcW w:w="3200" w:type="dxa"/>
@@ -861,12 +666,6 @@
         </w:tc>
       </w:tr>
       <w:tr>
-        <w:tblPrEx>
-          <w:tblCellMar>
-            <w:top w:w="0" w:type="dxa"/>
-            <w:bottom w:w="0" w:type="dxa"/>
-          </w:tblCellMar>
-        </w:tblPrEx>
         <w:tc>
           <w:tcPr>
             <w:tcW w:w="3200" w:type="dxa"/>
@@ -889,12 +688,6 @@
         </w:tc>
       </w:tr>
       <w:tr>
-        <w:tblPrEx>
-          <w:tblCellMar>
-            <w:top w:w="0" w:type="dxa"/>
-            <w:bottom w:w="0" w:type="dxa"/>
-          </w:tblCellMar>
-        </w:tblPrEx>
         <w:tc>
           <w:tcPr>
             <w:tcW w:w="3200" w:type="dxa"/>
@@ -917,12 +710,6 @@
         </w:tc>
       </w:tr>
       <w:tr>
-        <w:tblPrEx>
-          <w:tblCellMar>
-            <w:top w:w="0" w:type="dxa"/>
-            <w:bottom w:w="0" w:type="dxa"/>
-          </w:tblCellMar>
-        </w:tblPrEx>
         <w:tc>
           <w:tcPr>
             <w:tcW w:w="3200" w:type="dxa"/>
@@ -945,12 +732,6 @@
         </w:tc>
       </w:tr>
       <w:tr>
-        <w:tblPrEx>
-          <w:tblCellMar>
-            <w:top w:w="0" w:type="dxa"/>
-            <w:bottom w:w="0" w:type="dxa"/>
-          </w:tblCellMar>
-        </w:tblPrEx>
         <w:tc>
           <w:tcPr>
             <w:tcW w:w="3200" w:type="dxa"/>
@@ -973,12 +754,6 @@
         </w:tc>
       </w:tr>
       <w:tr>
-        <w:tblPrEx>
-          <w:tblCellMar>
-            <w:top w:w="0" w:type="dxa"/>
-            <w:bottom w:w="0" w:type="dxa"/>
-          </w:tblCellMar>
-        </w:tblPrEx>
         <w:tc>
           <w:tcPr>
             <w:tcW w:w="3200" w:type="dxa"/>
@@ -1001,12 +776,6 @@
         </w:tc>
       </w:tr>
       <w:tr>
-        <w:tblPrEx>
-          <w:tblCellMar>
-            <w:top w:w="0" w:type="dxa"/>
-            <w:bottom w:w="0" w:type="dxa"/>
-          </w:tblCellMar>
-        </w:tblPrEx>
         <w:tc>
           <w:tcPr>
             <w:tcW w:w="3200" w:type="dxa"/>
@@ -1023,26 +792,12 @@
           </w:tcPr>
           <w:p>
             <w:r>
-              <w:t xml:space="preserve">if right-click is disabled on the page (so you </w:t>
-            </w:r>
-            <w:proofErr w:type="gramStart"/>
-            <w:r>
-              <w:t>cant</w:t>
-            </w:r>
-            <w:proofErr w:type="gramEnd"/>
-            <w:r>
-              <w:t xml:space="preserve"> easily view source)</w:t>
-            </w:r>
-          </w:p>
-        </w:tc>
-      </w:tr>
-      <w:tr>
-        <w:tblPrEx>
-          <w:tblCellMar>
-            <w:top w:w="0" w:type="dxa"/>
-            <w:bottom w:w="0" w:type="dxa"/>
-          </w:tblCellMar>
-        </w:tblPrEx>
+              <w:t>if right-click is disabled on the page (so you cant easily view source)</w:t>
+            </w:r>
+          </w:p>
+        </w:tc>
+      </w:tr>
+      <w:tr>
         <w:tc>
           <w:tcPr>
             <w:tcW w:w="3200" w:type="dxa"/>
@@ -1065,12 +820,6 @@
         </w:tc>
       </w:tr>
       <w:tr>
-        <w:tblPrEx>
-          <w:tblCellMar>
-            <w:top w:w="0" w:type="dxa"/>
-            <w:bottom w:w="0" w:type="dxa"/>
-          </w:tblCellMar>
-        </w:tblPrEx>
         <w:tc>
           <w:tcPr>
             <w:tcW w:w="3200" w:type="dxa"/>
@@ -1093,12 +842,6 @@
         </w:tc>
       </w:tr>
       <w:tr>
-        <w:tblPrEx>
-          <w:tblCellMar>
-            <w:top w:w="0" w:type="dxa"/>
-            <w:bottom w:w="0" w:type="dxa"/>
-          </w:tblCellMar>
-        </w:tblPrEx>
         <w:tc>
           <w:tcPr>
             <w:tcW w:w="3200" w:type="dxa"/>
@@ -1121,12 +864,6 @@
         </w:tc>
       </w:tr>
       <w:tr>
-        <w:tblPrEx>
-          <w:tblCellMar>
-            <w:top w:w="0" w:type="dxa"/>
-            <w:bottom w:w="0" w:type="dxa"/>
-          </w:tblCellMar>
-        </w:tblPrEx>
         <w:tc>
           <w:tcPr>
             <w:tcW w:w="3200" w:type="dxa"/>
@@ -1149,12 +886,6 @@
         </w:tc>
       </w:tr>
       <w:tr>
-        <w:tblPrEx>
-          <w:tblCellMar>
-            <w:top w:w="0" w:type="dxa"/>
-            <w:bottom w:w="0" w:type="dxa"/>
-          </w:tblCellMar>
-        </w:tblPrEx>
         <w:tc>
           <w:tcPr>
             <w:tcW w:w="3200" w:type="dxa"/>
@@ -1177,12 +908,6 @@
         </w:tc>
       </w:tr>
       <w:tr>
-        <w:tblPrEx>
-          <w:tblCellMar>
-            <w:top w:w="0" w:type="dxa"/>
-            <w:bottom w:w="0" w:type="dxa"/>
-          </w:tblCellMar>
-        </w:tblPrEx>
         <w:tc>
           <w:tcPr>
             <w:tcW w:w="3200" w:type="dxa"/>
@@ -1205,12 +930,6 @@
         </w:tc>
       </w:tr>
       <w:tr>
-        <w:tblPrEx>
-          <w:tblCellMar>
-            <w:top w:w="0" w:type="dxa"/>
-            <w:bottom w:w="0" w:type="dxa"/>
-          </w:tblCellMar>
-        </w:tblPrEx>
         <w:tc>
           <w:tcPr>
             <w:tcW w:w="3200" w:type="dxa"/>
@@ -1233,12 +952,6 @@
         </w:tc>
       </w:tr>
       <w:tr>
-        <w:tblPrEx>
-          <w:tblCellMar>
-            <w:top w:w="0" w:type="dxa"/>
-            <w:bottom w:w="0" w:type="dxa"/>
-          </w:tblCellMar>
-        </w:tblPrEx>
         <w:tc>
           <w:tcPr>
             <w:tcW w:w="3200" w:type="dxa"/>
@@ -1261,12 +974,6 @@
         </w:tc>
       </w:tr>
       <w:tr>
-        <w:tblPrEx>
-          <w:tblCellMar>
-            <w:top w:w="0" w:type="dxa"/>
-            <w:bottom w:w="0" w:type="dxa"/>
-          </w:tblCellMar>
-        </w:tblPrEx>
         <w:tc>
           <w:tcPr>
             <w:tcW w:w="3200" w:type="dxa"/>
@@ -1308,15 +1015,7 @@
         <w:spacing w:after="150"/>
       </w:pPr>
       <w:r>
-        <w:t xml:space="preserve">Before doing </w:t>
-      </w:r>
-      <w:proofErr w:type="gramStart"/>
-      <w:r>
-        <w:t>anything</w:t>
-      </w:r>
-      <w:proofErr w:type="gramEnd"/>
-      <w:r>
-        <w:t xml:space="preserve"> we checked the data first:</w:t>
+        <w:t>Before doing anything we checked the data first:</w:t>
       </w:r>
     </w:p>
     <w:p>
@@ -1329,10 +1028,7 @@
         <w:spacing w:after="80"/>
       </w:pPr>
       <w:r>
-        <w:t xml:space="preserve">0 </w:t>
-      </w:r>
-      <w:r>
-        <w:t xml:space="preserve">missing values found in any column  </w:t>
+        <w:t xml:space="preserve">0 missing values found in any column  </w:t>
       </w:r>
     </w:p>
     <w:p>
@@ -1345,18 +1041,10 @@
         <w:spacing w:after="80"/>
       </w:pPr>
       <w:r>
-        <w:t>5,206 duplicate rows found and removed (out of 11,055 total rows</w:t>
-      </w:r>
-      <w:proofErr w:type="gramStart"/>
-      <w:r>
-        <w:t xml:space="preserve">) </w:t>
-      </w:r>
-      <w:r>
-        <w:t>.</w:t>
-      </w:r>
-      <w:proofErr w:type="gramEnd"/>
-      <w:r>
-        <w:t xml:space="preserve"> </w:t>
+        <w:t xml:space="preserve">5,206 duplicate rows found and removed (out of 11,055 total rows) </w:t>
+      </w:r>
+      <w:r>
+        <w:t xml:space="preserve">. </w:t>
       </w:r>
       <w:r>
         <w:t xml:space="preserve"> almost hal</w:t>
@@ -1578,23 +1266,7 @@
         <w:spacing w:after="150"/>
       </w:pPr>
       <w:r>
-        <w:t xml:space="preserve">Before making any real </w:t>
-      </w:r>
-      <w:proofErr w:type="gramStart"/>
-      <w:r>
-        <w:t>model</w:t>
-      </w:r>
-      <w:proofErr w:type="gramEnd"/>
-      <w:r>
-        <w:t xml:space="preserve"> we made a baseline using DummyClassifier, it just always guesses the most common class (legit in our case) no matter what the input is. This gave us something to compare our real models against. If our knn models </w:t>
-      </w:r>
-      <w:proofErr w:type="gramStart"/>
-      <w:r>
-        <w:t>cant</w:t>
-      </w:r>
-      <w:proofErr w:type="gramEnd"/>
-      <w:r>
-        <w:t xml:space="preserve"> beat this then somethings wrong.</w:t>
+        <w:t>Before making any real model we made a baseline using DummyClassifier, it just always guesses the most common class (legit in our case) no matter what the input is. This gave us something to compare our real models against. If our knn models cant beat this then somethings wrong.</w:t>
       </w:r>
     </w:p>
     <w:p>
@@ -1789,15 +1461,7 @@
         <w:t>=</w:t>
       </w:r>
       <w:r>
-        <w:t xml:space="preserve"> 0.914, k=</w:t>
-      </w:r>
-      <w:proofErr w:type="gramStart"/>
-      <w:r>
-        <w:t>7  0.911</w:t>
-      </w:r>
-      <w:proofErr w:type="gramEnd"/>
-      <w:r>
-        <w:t xml:space="preserve">, k=9 </w:t>
+        <w:t xml:space="preserve"> 0.914, k=7  0.911, k=9 </w:t>
       </w:r>
       <w:r>
         <w:t>=</w:t>
@@ -1822,13 +1486,8 @@
       <w:pPr>
         <w:spacing w:after="150"/>
       </w:pPr>
-      <w:proofErr w:type="gramStart"/>
-      <w:r>
-        <w:t>So</w:t>
-      </w:r>
-      <w:proofErr w:type="gramEnd"/>
-      <w:r>
-        <w:t xml:space="preserve"> both versions ended up picking k=9 as their best value based on actual cross-validation testing.</w:t>
+      <w:r>
+        <w:t>So both versions ended up picking k=9 as their best value based on actual cross-validation testing.</w:t>
       </w:r>
     </w:p>
     <w:p>
@@ -1889,12 +1548,6 @@
         <w:gridCol w:w="1257"/>
       </w:tblGrid>
       <w:tr>
-        <w:tblPrEx>
-          <w:tblCellMar>
-            <w:top w:w="0" w:type="dxa"/>
-            <w:bottom w:w="0" w:type="dxa"/>
-          </w:tblCellMar>
-        </w:tblPrEx>
         <w:tc>
           <w:tcPr>
             <w:tcW w:w="1416" w:type="dxa"/>
@@ -2032,12 +1685,6 @@
         </w:tc>
       </w:tr>
       <w:tr>
-        <w:tblPrEx>
-          <w:tblCellMar>
-            <w:top w:w="0" w:type="dxa"/>
-            <w:bottom w:w="0" w:type="dxa"/>
-          </w:tblCellMar>
-        </w:tblPrEx>
         <w:tc>
           <w:tcPr>
             <w:tcW w:w="1416" w:type="dxa"/>
@@ -2130,12 +1777,6 @@
         </w:tc>
       </w:tr>
       <w:tr>
-        <w:tblPrEx>
-          <w:tblCellMar>
-            <w:top w:w="0" w:type="dxa"/>
-            <w:bottom w:w="0" w:type="dxa"/>
-          </w:tblCellMar>
-        </w:tblPrEx>
         <w:tc>
           <w:tcPr>
             <w:tcW w:w="1416" w:type="dxa"/>
@@ -2228,12 +1869,6 @@
         </w:tc>
       </w:tr>
       <w:tr>
-        <w:tblPrEx>
-          <w:tblCellMar>
-            <w:top w:w="0" w:type="dxa"/>
-            <w:bottom w:w="0" w:type="dxa"/>
-          </w:tblCellMar>
-        </w:tblPrEx>
         <w:tc>
           <w:tcPr>
             <w:tcW w:w="1416" w:type="dxa"/>
@@ -2513,31 +2148,7 @@
         <w:spacing w:after="150"/>
       </w:pPr>
       <w:r>
-        <w:t xml:space="preserve">Both knn versions do way better than the dummy baseline in catching phishing sites (0.923/0.917 accuracy vs 0.516). Between the two knn versions, KNN uniform is very slightly better on every single </w:t>
-      </w:r>
-      <w:proofErr w:type="gramStart"/>
-      <w:r>
-        <w:t>metric  accuracy</w:t>
-      </w:r>
-      <w:proofErr w:type="gramEnd"/>
-      <w:r>
-        <w:t xml:space="preserve"> (0.923 vs 0.917), recall on the phishing class (0.942 vs 0.935), and ROC-AUC (0.975 vs 0.958). </w:t>
-      </w:r>
-      <w:proofErr w:type="gramStart"/>
-      <w:r>
-        <w:t>So</w:t>
-      </w:r>
-      <w:proofErr w:type="gramEnd"/>
-      <w:r>
-        <w:t xml:space="preserve"> giving closer neighbors more voting power didn't actually help </w:t>
-      </w:r>
-      <w:proofErr w:type="gramStart"/>
-      <w:r>
-        <w:t>here  the</w:t>
-      </w:r>
-      <w:proofErr w:type="gramEnd"/>
-      <w:r>
-        <w:t xml:space="preserve"> simpler uniform version won.</w:t>
+        <w:t>Both knn versions do way better than the dummy baseline in catching phishing sites (0.923/0.917 accuracy vs 0.516). Between the two knn versions, KNN uniform is very slightly better on every single metric  accuracy (0.923 vs 0.917), recall on the phishing class (0.942 vs 0.935), and ROC-AUC (0.975 vs 0.958). So giving closer neighbors more voting power didn't actually help here  the simpler uniform version won.</w:t>
       </w:r>
     </w:p>
     <w:p>
@@ -2572,15 +2183,7 @@
         <w:spacing w:after="80"/>
       </w:pPr>
       <w:r>
-        <w:t xml:space="preserve">we are assuming the labels (-1/1) were correctly given when the dataset was made, we </w:t>
-      </w:r>
-      <w:proofErr w:type="gramStart"/>
-      <w:r>
-        <w:t>cant</w:t>
-      </w:r>
-      <w:proofErr w:type="gramEnd"/>
-      <w:r>
-        <w:t xml:space="preserve"> double check that ourselves</w:t>
+        <w:t>we are assuming the labels (-1/1) were correctly given when the dataset was made, we cant double check that ourselves</w:t>
       </w:r>
     </w:p>
     <w:p>
@@ -2618,14 +2221,9 @@
         </w:numPr>
         <w:spacing w:after="80"/>
       </w:pPr>
-      <w:proofErr w:type="gramStart"/>
       <w:r>
         <w:lastRenderedPageBreak/>
-        <w:t>so</w:t>
-      </w:r>
-      <w:proofErr w:type="gramEnd"/>
-      <w:r>
-        <w:t xml:space="preserve"> this should be used as like a warning/helper tool, not the only line of defense</w:t>
+        <w:t>so this should be used as like a warning/helper tool, not the only line of defense</w:t>
       </w:r>
     </w:p>
     <w:p>
@@ -2642,26 +2240,13 @@
         <w:spacing w:after="150"/>
       </w:pPr>
       <w:r>
-        <w:t>Everything is in the phishing_</w:t>
-      </w:r>
-      <w:proofErr w:type="gramStart"/>
-      <w:r>
-        <w:t>project.ipynb</w:t>
-      </w:r>
-      <w:proofErr w:type="gramEnd"/>
-      <w:r>
-        <w:t xml:space="preserve"> file. Just open </w:t>
-      </w:r>
-      <w:proofErr w:type="gramStart"/>
+        <w:t xml:space="preserve">Everything is in the phishing_project.ipynb file. Just open </w:t>
+      </w:r>
       <w:r>
         <w:t xml:space="preserve">and </w:t>
       </w:r>
       <w:r>
-        <w:t xml:space="preserve"> run</w:t>
-      </w:r>
-      <w:proofErr w:type="gramEnd"/>
-      <w:r>
-        <w:t xml:space="preserve"> all cells from top to bottom (restart kernel first so old variables dont mess things up). Needs internet the first time because it downloads the dataset.</w:t>
+        <w:t xml:space="preserve"> run all cells from top to bottom (restart kernel first so old variables dont mess things up). Needs internet the first time because it downloads the dataset.</w:t>
       </w:r>
     </w:p>
     <w:p>
@@ -2669,15 +2254,7 @@
         <w:spacing w:after="150"/>
       </w:pPr>
       <w:r>
-        <w:t xml:space="preserve">We used random_state = 42 everywhere (splitting and cross validation) so if you run it again you should get the same results. Running the notebook also auto-creates an </w:t>
-      </w:r>
-      <w:proofErr w:type="gramStart"/>
-      <w:r>
-        <w:t>outputs/ folder (plots, comparison table, data dictionary starter csv)</w:t>
-      </w:r>
-      <w:proofErr w:type="gramEnd"/>
-      <w:r>
-        <w:t xml:space="preserve"> and a data/ folder (raw copy of the dataset) — these get regenerated fresh every time you run it.</w:t>
+        <w:t>We used random_state = 42 everywhere (splitting and cross validation) so if you run it again you should get the same results. Running the notebook also auto-creates an outputs/ folder (plots, comparison table, data dictionary starter csv) and a data/ folder (raw copy of the dataset) — these get regenerated fresh every time you run it.</w:t>
       </w:r>
     </w:p>
     <w:p>
@@ -2701,21 +2278,8 @@
       <w:pPr>
         <w:spacing w:after="150"/>
       </w:pPr>
-      <w:proofErr w:type="gramStart"/>
-      <w:r>
-        <w:t>Overall</w:t>
-      </w:r>
-      <w:proofErr w:type="gramEnd"/>
-      <w:r>
-        <w:t xml:space="preserve"> we think knn worked decently well for this task, way better than just guessing. Comparing the uniform vs distance-weighted version helped us see if giving closer neighbors more say actually changes the result or not turns out it didn't </w:t>
-      </w:r>
-      <w:proofErr w:type="gramStart"/>
-      <w:r>
-        <w:t>help,</w:t>
-      </w:r>
-      <w:proofErr w:type="gramEnd"/>
-      <w:r>
-        <w:t xml:space="preserve"> uniform voting was just as good or slightly better.</w:t>
+      <w:r>
+        <w:t>Overall we think knn worked decently well for this task, way better than just guessing. Comparing the uniform vs distance-weighted version helped us see if giving closer neighbors more say actually changes the result or not turns out it didn't help, uniform voting was just as good or slightly better.</w:t>
       </w:r>
     </w:p>
     <w:p>
@@ -2730,13 +2294,8 @@
       <w:pPr>
         <w:spacing w:after="150"/>
       </w:pPr>
-      <w:proofErr w:type="gramStart"/>
-      <w:r>
-        <w:t>Also</w:t>
-      </w:r>
-      <w:proofErr w:type="gramEnd"/>
-      <w:r>
-        <w:t xml:space="preserve"> we want to be clear that this tool should only be used to warn people, not to fully block sites on its own, because it can still be wrong sometimes (about 5-6% of legit sites still got flagged as phishing in our test).</w:t>
+      <w:r>
+        <w:t>Also we want to be clear that this tool should only be used to warn people, not to fully block sites on its own, because it can still be wrong sometimes (about 5-6% of legit sites still got flagged as phishing in our test).</w:t>
       </w:r>
     </w:p>
     <w:p>
@@ -2770,12 +2329,6 @@
         <w:gridCol w:w="6800"/>
       </w:tblGrid>
       <w:tr>
-        <w:tblPrEx>
-          <w:tblCellMar>
-            <w:top w:w="0" w:type="dxa"/>
-            <w:bottom w:w="0" w:type="dxa"/>
-          </w:tblCellMar>
-        </w:tblPrEx>
         <w:tc>
           <w:tcPr>
             <w:tcW w:w="3200" w:type="dxa"/>
@@ -2808,12 +2361,6 @@
         </w:tc>
       </w:tr>
       <w:tr>
-        <w:tblPrEx>
-          <w:tblCellMar>
-            <w:top w:w="0" w:type="dxa"/>
-            <w:bottom w:w="0" w:type="dxa"/>
-          </w:tblCellMar>
-        </w:tblPrEx>
         <w:tc>
           <w:tcPr>
             <w:tcW w:w="3200" w:type="dxa"/>
@@ -2836,12 +2383,6 @@
         </w:tc>
       </w:tr>
       <w:tr>
-        <w:tblPrEx>
-          <w:tblCellMar>
-            <w:top w:w="0" w:type="dxa"/>
-            <w:bottom w:w="0" w:type="dxa"/>
-          </w:tblCellMar>
-        </w:tblPrEx>
         <w:tc>
           <w:tcPr>
             <w:tcW w:w="3200" w:type="dxa"/>
@@ -2864,12 +2405,6 @@
         </w:tc>
       </w:tr>
       <w:tr>
-        <w:tblPrEx>
-          <w:tblCellMar>
-            <w:top w:w="0" w:type="dxa"/>
-            <w:bottom w:w="0" w:type="dxa"/>
-          </w:tblCellMar>
-        </w:tblPrEx>
         <w:tc>
           <w:tcPr>
             <w:tcW w:w="3200" w:type="dxa"/>
@@ -2892,12 +2427,6 @@
         </w:tc>
       </w:tr>
       <w:tr>
-        <w:tblPrEx>
-          <w:tblCellMar>
-            <w:top w:w="0" w:type="dxa"/>
-            <w:bottom w:w="0" w:type="dxa"/>
-          </w:tblCellMar>
-        </w:tblPrEx>
         <w:tc>
           <w:tcPr>
             <w:tcW w:w="3200" w:type="dxa"/>
@@ -3540,6 +3069,7 @@
   <w:style w:type="character" w:default="1" w:styleId="DefaultParagraphFont">
     <w:name w:val="Default Paragraph Font"/>
     <w:uiPriority w:val="1"/>
+    <w:semiHidden/>
     <w:unhideWhenUsed/>
   </w:style>
   <w:style w:type="table" w:default="1" w:styleId="TableNormal">

--- a/report.docx
+++ b/report.docx
@@ -87,8 +87,13 @@
             <w:tcW w:w="6800" w:type="dxa"/>
           </w:tcPr>
           <w:p>
-            <w:r>
-              <w:t>Kutub Ullah Sadik (25-62148-2), Md Imdadul Haque Bhuiyan (25-62768-2), Md Musfiqur Rahman Anik (25-63022-2), Abdullah Al Abir (25-62895-2)</w:t>
+            <w:proofErr w:type="spellStart"/>
+            <w:r>
+              <w:t>Kutub</w:t>
+            </w:r>
+            <w:proofErr w:type="spellEnd"/>
+            <w:r>
+              <w:t xml:space="preserve"> Ullah Sadik (25-62148-2), Md Imdadul Haque Bhuiyan (25-62768-2), Md Musfiqur Rahman Anik (25-63022-2), Abdullah Al Abir (25-62895-2)</w:t>
             </w:r>
           </w:p>
         </w:tc>
@@ -197,7 +202,23 @@
         <w:spacing w:after="150"/>
       </w:pPr>
       <w:r>
-        <w:t>Our project is trying to guess if a website is a phishing site or a legit site. We are not looking at the actual website page, we are just looking at 30 features about the url/site structure, like if the url too long, does it use https, does it have weird stuff like @ symbol in it.</w:t>
+        <w:t xml:space="preserve">Our project is trying to guess if a website is a phishing site or a legit site. We are not looking at the actual website page, we are just looking at 30 features about the </w:t>
+      </w:r>
+      <w:proofErr w:type="spellStart"/>
+      <w:r>
+        <w:t>url</w:t>
+      </w:r>
+      <w:proofErr w:type="spellEnd"/>
+      <w:r>
+        <w:t xml:space="preserve">/site structure, like if the </w:t>
+      </w:r>
+      <w:proofErr w:type="spellStart"/>
+      <w:r>
+        <w:t>url</w:t>
+      </w:r>
+      <w:proofErr w:type="spellEnd"/>
+      <w:r>
+        <w:t xml:space="preserve"> too long, does it use https, does it have weird stuff like @ symbol in it.</w:t>
       </w:r>
     </w:p>
     <w:p>
@@ -230,11 +251,24 @@
       <w:r>
         <w:t xml:space="preserve"> </w:t>
       </w:r>
-      <w:r>
-        <w:t xml:space="preserve">cncs department and have interest in cybersecurity </w:t>
-      </w:r>
-      <w:r>
-        <w:t>so we wanted something that is actually related to security instead of just doing normal stuff like predicting prices or marks. Phishing detection felt like a good real world problem because its something that actually matters, people fall for phishing links</w:t>
+      <w:proofErr w:type="spellStart"/>
+      <w:r>
+        <w:t>cncs</w:t>
+      </w:r>
+      <w:proofErr w:type="spellEnd"/>
+      <w:r>
+        <w:t xml:space="preserve"> department and have interest in cybersecurity </w:t>
+      </w:r>
+      <w:r>
+        <w:t xml:space="preserve">so we wanted something that is actually related to security instead of just doing normal stuff like predicting prices or marks. Phishing detection felt like a good real world problem because </w:t>
+      </w:r>
+      <w:proofErr w:type="spellStart"/>
+      <w:r>
+        <w:t>its</w:t>
+      </w:r>
+      <w:proofErr w:type="spellEnd"/>
+      <w:r>
+        <w:t xml:space="preserve"> something that actually matters, people fall for phishing links</w:t>
       </w:r>
       <w:r>
         <w:t xml:space="preserve"> these days so yes.</w:t>
@@ -245,7 +279,15 @@
         <w:spacing w:after="150"/>
       </w:pPr>
       <w:r>
-        <w:t>What we want to answer: can we tell if a url is phishing just from its structure, without needing to check the actual page content.</w:t>
+        <w:t xml:space="preserve">What we want to answer: can we tell if a </w:t>
+      </w:r>
+      <w:proofErr w:type="spellStart"/>
+      <w:r>
+        <w:t>url</w:t>
+      </w:r>
+      <w:proofErr w:type="spellEnd"/>
+      <w:r>
+        <w:t xml:space="preserve"> is phishing just from its structure, without needing to check the actual page content.</w:t>
       </w:r>
     </w:p>
     <w:p>
@@ -262,7 +304,63 @@
         <w:spacing w:after="150"/>
       </w:pPr>
       <w:r>
-        <w:t>We got the dataset from OpenML / UCI, its called "PhishingWebsites". Its a public dataset so anyone can use it for learning/research, no privacy issue since it doesnt have any personal user data, its just about url structure.</w:t>
+        <w:t xml:space="preserve">We got the dataset from </w:t>
+      </w:r>
+      <w:proofErr w:type="spellStart"/>
+      <w:r>
+        <w:t>OpenML</w:t>
+      </w:r>
+      <w:proofErr w:type="spellEnd"/>
+      <w:r>
+        <w:t xml:space="preserve"> / UCI, </w:t>
+      </w:r>
+      <w:proofErr w:type="spellStart"/>
+      <w:r>
+        <w:t>its</w:t>
+      </w:r>
+      <w:proofErr w:type="spellEnd"/>
+      <w:r>
+        <w:t xml:space="preserve"> called "</w:t>
+      </w:r>
+      <w:proofErr w:type="spellStart"/>
+      <w:r>
+        <w:t>PhishingWebsites</w:t>
+      </w:r>
+      <w:proofErr w:type="spellEnd"/>
+      <w:r>
+        <w:t xml:space="preserve">". </w:t>
+      </w:r>
+      <w:proofErr w:type="spellStart"/>
+      <w:r>
+        <w:t>Its</w:t>
+      </w:r>
+      <w:proofErr w:type="spellEnd"/>
+      <w:r>
+        <w:t xml:space="preserve"> a public dataset so anyone can use it for learning/research, no privacy issue since it </w:t>
+      </w:r>
+      <w:proofErr w:type="spellStart"/>
+      <w:r>
+        <w:t>doesnt</w:t>
+      </w:r>
+      <w:proofErr w:type="spellEnd"/>
+      <w:r>
+        <w:t xml:space="preserve"> have any personal user data, </w:t>
+      </w:r>
+      <w:proofErr w:type="spellStart"/>
+      <w:r>
+        <w:t>its</w:t>
+      </w:r>
+      <w:proofErr w:type="spellEnd"/>
+      <w:r>
+        <w:t xml:space="preserve"> just about </w:t>
+      </w:r>
+      <w:proofErr w:type="spellStart"/>
+      <w:r>
+        <w:t>url</w:t>
+      </w:r>
+      <w:proofErr w:type="spellEnd"/>
+      <w:r>
+        <w:t xml:space="preserve"> structure.</w:t>
       </w:r>
     </w:p>
     <w:p>
@@ -278,7 +376,15 @@
         <w:spacing w:after="150"/>
       </w:pPr>
       <w:r>
-        <w:t>Full list of all 30 columns and what they roughly mean (based on the OpenML/UCI dataset docs):</w:t>
+        <w:t xml:space="preserve">Full list of all 30 columns and what they roughly mean (based on the </w:t>
+      </w:r>
+      <w:proofErr w:type="spellStart"/>
+      <w:r>
+        <w:t>OpenML</w:t>
+      </w:r>
+      <w:proofErr w:type="spellEnd"/>
+      <w:r>
+        <w:t>/UCI dataset docs):</w:t>
       </w:r>
     </w:p>
     <w:tbl>
@@ -340,9 +446,11 @@
             <w:tcW w:w="3200" w:type="dxa"/>
           </w:tcPr>
           <w:p>
+            <w:proofErr w:type="spellStart"/>
             <w:r>
               <w:t>having_IP_Address</w:t>
             </w:r>
+            <w:proofErr w:type="spellEnd"/>
           </w:p>
         </w:tc>
         <w:tc>
@@ -351,7 +459,23 @@
           </w:tcPr>
           <w:p>
             <w:r>
-              <w:t>if the url uses a raw ip address instead of a normal domain name</w:t>
+              <w:t xml:space="preserve">if the </w:t>
+            </w:r>
+            <w:proofErr w:type="spellStart"/>
+            <w:r>
+              <w:t>url</w:t>
+            </w:r>
+            <w:proofErr w:type="spellEnd"/>
+            <w:r>
+              <w:t xml:space="preserve"> uses a raw </w:t>
+            </w:r>
+            <w:proofErr w:type="spellStart"/>
+            <w:r>
+              <w:t>ip</w:t>
+            </w:r>
+            <w:proofErr w:type="spellEnd"/>
+            <w:r>
+              <w:t xml:space="preserve"> address instead of a normal domain name</w:t>
             </w:r>
           </w:p>
         </w:tc>
@@ -362,9 +486,11 @@
             <w:tcW w:w="3200" w:type="dxa"/>
           </w:tcPr>
           <w:p>
+            <w:proofErr w:type="spellStart"/>
             <w:r>
               <w:t>URL_Length</w:t>
             </w:r>
+            <w:proofErr w:type="spellEnd"/>
           </w:p>
         </w:tc>
         <w:tc>
@@ -373,7 +499,15 @@
           </w:tcPr>
           <w:p>
             <w:r>
-              <w:t>checks if the url is too long or not</w:t>
+              <w:t xml:space="preserve">checks if the </w:t>
+            </w:r>
+            <w:proofErr w:type="spellStart"/>
+            <w:r>
+              <w:t>url</w:t>
+            </w:r>
+            <w:proofErr w:type="spellEnd"/>
+            <w:r>
+              <w:t xml:space="preserve"> is too long or not</w:t>
             </w:r>
           </w:p>
         </w:tc>
@@ -395,7 +529,15 @@
           </w:tcPr>
           <w:p>
             <w:r>
-              <w:t>if a url-shortening service (like bit.ly) was used</w:t>
+              <w:t xml:space="preserve">if a </w:t>
+            </w:r>
+            <w:proofErr w:type="spellStart"/>
+            <w:r>
+              <w:t>url</w:t>
+            </w:r>
+            <w:proofErr w:type="spellEnd"/>
+            <w:r>
+              <w:t>-shortening service (like bit.ly) was used</w:t>
             </w:r>
           </w:p>
         </w:tc>
@@ -406,9 +548,11 @@
             <w:tcW w:w="3200" w:type="dxa"/>
           </w:tcPr>
           <w:p>
+            <w:proofErr w:type="spellStart"/>
             <w:r>
               <w:t>having_At_Symbol</w:t>
             </w:r>
+            <w:proofErr w:type="spellEnd"/>
           </w:p>
         </w:tc>
         <w:tc>
@@ -417,7 +561,15 @@
           </w:tcPr>
           <w:p>
             <w:r>
-              <w:t>if the url has an '@' symbol in it (used to hide the real destination)</w:t>
+              <w:t xml:space="preserve">if the </w:t>
+            </w:r>
+            <w:proofErr w:type="spellStart"/>
+            <w:r>
+              <w:t>url</w:t>
+            </w:r>
+            <w:proofErr w:type="spellEnd"/>
+            <w:r>
+              <w:t xml:space="preserve"> has an '@' symbol in it (used to hide the real destination)</w:t>
             </w:r>
           </w:p>
         </w:tc>
@@ -428,9 +580,11 @@
             <w:tcW w:w="3200" w:type="dxa"/>
           </w:tcPr>
           <w:p>
+            <w:proofErr w:type="spellStart"/>
             <w:r>
               <w:t>double_slash_redirecting</w:t>
             </w:r>
+            <w:proofErr w:type="spellEnd"/>
           </w:p>
         </w:tc>
         <w:tc>
@@ -439,7 +593,15 @@
           </w:tcPr>
           <w:p>
             <w:r>
-              <w:t>if '//' shows up later in the url path, could mean a redirect</w:t>
+              <w:t xml:space="preserve">if '//' shows up later in the </w:t>
+            </w:r>
+            <w:proofErr w:type="spellStart"/>
+            <w:r>
+              <w:t>url</w:t>
+            </w:r>
+            <w:proofErr w:type="spellEnd"/>
+            <w:r>
+              <w:t xml:space="preserve"> path, could mean a redirect</w:t>
             </w:r>
           </w:p>
         </w:tc>
@@ -450,9 +612,11 @@
             <w:tcW w:w="3200" w:type="dxa"/>
           </w:tcPr>
           <w:p>
+            <w:proofErr w:type="spellStart"/>
             <w:r>
               <w:t>Prefix_Suffix</w:t>
             </w:r>
+            <w:proofErr w:type="spellEnd"/>
           </w:p>
         </w:tc>
         <w:tc>
@@ -472,9 +636,11 @@
             <w:tcW w:w="3200" w:type="dxa"/>
           </w:tcPr>
           <w:p>
+            <w:proofErr w:type="spellStart"/>
             <w:r>
               <w:t>having_Sub_Domain</w:t>
             </w:r>
+            <w:proofErr w:type="spellEnd"/>
           </w:p>
         </w:tc>
         <w:tc>
@@ -483,7 +649,15 @@
           </w:tcPr>
           <w:p>
             <w:r>
-              <w:t>how many sub domains the url has</w:t>
+              <w:t xml:space="preserve">how many sub domains the </w:t>
+            </w:r>
+            <w:proofErr w:type="spellStart"/>
+            <w:r>
+              <w:t>url</w:t>
+            </w:r>
+            <w:proofErr w:type="spellEnd"/>
+            <w:r>
+              <w:t xml:space="preserve"> has</w:t>
             </w:r>
           </w:p>
         </w:tc>
@@ -494,9 +668,11 @@
             <w:tcW w:w="3200" w:type="dxa"/>
           </w:tcPr>
           <w:p>
+            <w:proofErr w:type="spellStart"/>
             <w:r>
               <w:t>SSLfinal_State</w:t>
             </w:r>
+            <w:proofErr w:type="spellEnd"/>
           </w:p>
         </w:tc>
         <w:tc>
@@ -505,7 +681,15 @@
           </w:tcPr>
           <w:p>
             <w:r>
-              <w:t>if the site has a proper/trusted ssl certificate</w:t>
+              <w:t xml:space="preserve">if the site has a proper/trusted </w:t>
+            </w:r>
+            <w:proofErr w:type="spellStart"/>
+            <w:r>
+              <w:t>ssl</w:t>
+            </w:r>
+            <w:proofErr w:type="spellEnd"/>
+            <w:r>
+              <w:t xml:space="preserve"> certificate</w:t>
             </w:r>
           </w:p>
         </w:tc>
@@ -516,9 +700,11 @@
             <w:tcW w:w="3200" w:type="dxa"/>
           </w:tcPr>
           <w:p>
+            <w:proofErr w:type="spellStart"/>
             <w:r>
               <w:t>Domain_registeration_length</w:t>
             </w:r>
+            <w:proofErr w:type="spellEnd"/>
           </w:p>
         </w:tc>
         <w:tc>
@@ -527,7 +713,15 @@
           </w:tcPr>
           <w:p>
             <w:r>
-              <w:t>if the domain was only registered for a short time (phishing domains usually dont last long)</w:t>
+              <w:t xml:space="preserve">if the domain was only registered for a short time (phishing domains usually </w:t>
+            </w:r>
+            <w:proofErr w:type="spellStart"/>
+            <w:r>
+              <w:t>dont</w:t>
+            </w:r>
+            <w:proofErr w:type="spellEnd"/>
+            <w:r>
+              <w:t xml:space="preserve"> last long)</w:t>
             </w:r>
           </w:p>
         </w:tc>
@@ -571,7 +765,15 @@
           </w:tcPr>
           <w:p>
             <w:r>
-              <w:t>if the url uses a weird/non-standard port number</w:t>
+              <w:t xml:space="preserve">if the </w:t>
+            </w:r>
+            <w:proofErr w:type="spellStart"/>
+            <w:r>
+              <w:t>url</w:t>
+            </w:r>
+            <w:proofErr w:type="spellEnd"/>
+            <w:r>
+              <w:t xml:space="preserve"> uses a weird/non-standard port number</w:t>
             </w:r>
           </w:p>
         </w:tc>
@@ -582,9 +784,11 @@
             <w:tcW w:w="3200" w:type="dxa"/>
           </w:tcPr>
           <w:p>
+            <w:proofErr w:type="spellStart"/>
             <w:r>
               <w:t>HTTPS_token</w:t>
             </w:r>
+            <w:proofErr w:type="spellEnd"/>
           </w:p>
         </w:tc>
         <w:tc>
@@ -593,7 +797,15 @@
           </w:tcPr>
           <w:p>
             <w:r>
-              <w:t>if the word 'https' is stuffed into the domain part itself just to look legit</w:t>
+              <w:t>if the word '</w:t>
+            </w:r>
+            <w:proofErr w:type="spellStart"/>
+            <w:r>
+              <w:t>https'</w:t>
+            </w:r>
+            <w:proofErr w:type="spellEnd"/>
+            <w:r>
+              <w:t xml:space="preserve"> is stuffed into the domain part itself just to look legit</w:t>
             </w:r>
           </w:p>
         </w:tc>
@@ -604,9 +816,11 @@
             <w:tcW w:w="3200" w:type="dxa"/>
           </w:tcPr>
           <w:p>
+            <w:proofErr w:type="spellStart"/>
             <w:r>
               <w:t>Request_URL</w:t>
             </w:r>
+            <w:proofErr w:type="spellEnd"/>
           </w:p>
         </w:tc>
         <w:tc>
@@ -626,10 +840,12 @@
             <w:tcW w:w="3200" w:type="dxa"/>
           </w:tcPr>
           <w:p>
+            <w:proofErr w:type="spellStart"/>
             <w:r>
               <w:lastRenderedPageBreak/>
               <w:t>URL_of_Anchor</w:t>
             </w:r>
+            <w:proofErr w:type="spellEnd"/>
           </w:p>
         </w:tc>
         <w:tc>
@@ -649,9 +865,11 @@
             <w:tcW w:w="3200" w:type="dxa"/>
           </w:tcPr>
           <w:p>
+            <w:proofErr w:type="spellStart"/>
             <w:r>
               <w:t>Links_in_tags</w:t>
             </w:r>
+            <w:proofErr w:type="spellEnd"/>
           </w:p>
         </w:tc>
         <w:tc>
@@ -693,9 +911,11 @@
             <w:tcW w:w="3200" w:type="dxa"/>
           </w:tcPr>
           <w:p>
+            <w:proofErr w:type="spellStart"/>
             <w:r>
               <w:t>Submitting_to_email</w:t>
             </w:r>
+            <w:proofErr w:type="spellEnd"/>
           </w:p>
         </w:tc>
         <w:tc>
@@ -715,9 +935,11 @@
             <w:tcW w:w="3200" w:type="dxa"/>
           </w:tcPr>
           <w:p>
+            <w:proofErr w:type="spellStart"/>
             <w:r>
               <w:t>Abnormal_URL</w:t>
             </w:r>
+            <w:proofErr w:type="spellEnd"/>
           </w:p>
         </w:tc>
         <w:tc>
@@ -726,7 +948,23 @@
           </w:tcPr>
           <w:p>
             <w:r>
-              <w:t>if the url doesnt match the domain's real registration info</w:t>
+              <w:t xml:space="preserve">if the </w:t>
+            </w:r>
+            <w:proofErr w:type="spellStart"/>
+            <w:r>
+              <w:t>url</w:t>
+            </w:r>
+            <w:proofErr w:type="spellEnd"/>
+            <w:r>
+              <w:t xml:space="preserve"> </w:t>
+            </w:r>
+            <w:proofErr w:type="spellStart"/>
+            <w:r>
+              <w:t>doesnt</w:t>
+            </w:r>
+            <w:proofErr w:type="spellEnd"/>
+            <w:r>
+              <w:t xml:space="preserve"> match the domain's real registration info</w:t>
             </w:r>
           </w:p>
         </w:tc>
@@ -759,9 +997,11 @@
             <w:tcW w:w="3200" w:type="dxa"/>
           </w:tcPr>
           <w:p>
+            <w:proofErr w:type="spellStart"/>
             <w:r>
               <w:t>on_mouseover</w:t>
             </w:r>
+            <w:proofErr w:type="spellEnd"/>
           </w:p>
         </w:tc>
         <w:tc>
@@ -781,9 +1021,11 @@
             <w:tcW w:w="3200" w:type="dxa"/>
           </w:tcPr>
           <w:p>
+            <w:proofErr w:type="spellStart"/>
             <w:r>
               <w:t>RightClick</w:t>
             </w:r>
+            <w:proofErr w:type="spellEnd"/>
           </w:p>
         </w:tc>
         <w:tc>
@@ -792,7 +1034,15 @@
           </w:tcPr>
           <w:p>
             <w:r>
-              <w:t>if right-click is disabled on the page (so you cant easily view source)</w:t>
+              <w:t xml:space="preserve">if right-click is disabled on the page (so you </w:t>
+            </w:r>
+            <w:proofErr w:type="spellStart"/>
+            <w:r>
+              <w:t>cant</w:t>
+            </w:r>
+            <w:proofErr w:type="spellEnd"/>
+            <w:r>
+              <w:t xml:space="preserve"> easily view source)</w:t>
             </w:r>
           </w:p>
         </w:tc>
@@ -803,9 +1053,11 @@
             <w:tcW w:w="3200" w:type="dxa"/>
           </w:tcPr>
           <w:p>
+            <w:proofErr w:type="spellStart"/>
             <w:r>
               <w:t>popUpWidnow</w:t>
             </w:r>
+            <w:proofErr w:type="spellEnd"/>
           </w:p>
         </w:tc>
         <w:tc>
@@ -825,9 +1077,11 @@
             <w:tcW w:w="3200" w:type="dxa"/>
           </w:tcPr>
           <w:p>
+            <w:proofErr w:type="spellStart"/>
             <w:r>
               <w:t>Iframe</w:t>
             </w:r>
+            <w:proofErr w:type="spellEnd"/>
           </w:p>
         </w:tc>
         <w:tc>
@@ -836,8 +1090,13 @@
           </w:tcPr>
           <w:p>
             <w:r>
-              <w:t>if the page uses hidden/invisible iframes</w:t>
-            </w:r>
+              <w:t xml:space="preserve">if the page uses hidden/invisible </w:t>
+            </w:r>
+            <w:proofErr w:type="spellStart"/>
+            <w:r>
+              <w:t>iframes</w:t>
+            </w:r>
+            <w:proofErr w:type="spellEnd"/>
           </w:p>
         </w:tc>
       </w:tr>
@@ -847,9 +1106,11 @@
             <w:tcW w:w="3200" w:type="dxa"/>
           </w:tcPr>
           <w:p>
+            <w:proofErr w:type="spellStart"/>
             <w:r>
               <w:t>age_of_domain</w:t>
             </w:r>
+            <w:proofErr w:type="spellEnd"/>
           </w:p>
         </w:tc>
         <w:tc>
@@ -869,9 +1130,11 @@
             <w:tcW w:w="3200" w:type="dxa"/>
           </w:tcPr>
           <w:p>
+            <w:proofErr w:type="spellStart"/>
             <w:r>
               <w:t>DNSRecord</w:t>
             </w:r>
+            <w:proofErr w:type="spellEnd"/>
           </w:p>
         </w:tc>
         <w:tc>
@@ -891,9 +1154,11 @@
             <w:tcW w:w="3200" w:type="dxa"/>
           </w:tcPr>
           <w:p>
+            <w:proofErr w:type="spellStart"/>
             <w:r>
               <w:t>web_traffic</w:t>
             </w:r>
+            <w:proofErr w:type="spellEnd"/>
           </w:p>
         </w:tc>
         <w:tc>
@@ -913,9 +1178,11 @@
             <w:tcW w:w="3200" w:type="dxa"/>
           </w:tcPr>
           <w:p>
+            <w:proofErr w:type="spellStart"/>
             <w:r>
               <w:t>Page_Rank</w:t>
             </w:r>
+            <w:proofErr w:type="spellEnd"/>
           </w:p>
         </w:tc>
         <w:tc>
@@ -935,9 +1202,11 @@
             <w:tcW w:w="3200" w:type="dxa"/>
           </w:tcPr>
           <w:p>
+            <w:proofErr w:type="spellStart"/>
             <w:r>
               <w:t>Google_Index</w:t>
             </w:r>
+            <w:proofErr w:type="spellEnd"/>
           </w:p>
         </w:tc>
         <w:tc>
@@ -957,9 +1226,11 @@
             <w:tcW w:w="3200" w:type="dxa"/>
           </w:tcPr>
           <w:p>
+            <w:proofErr w:type="spellStart"/>
             <w:r>
               <w:t>Links_pointing_to_page</w:t>
             </w:r>
+            <w:proofErr w:type="spellEnd"/>
           </w:p>
         </w:tc>
         <w:tc>
@@ -979,9 +1250,11 @@
             <w:tcW w:w="3200" w:type="dxa"/>
           </w:tcPr>
           <w:p>
+            <w:proofErr w:type="spellStart"/>
             <w:r>
               <w:t>Statistical_report</w:t>
             </w:r>
+            <w:proofErr w:type="spellEnd"/>
           </w:p>
         </w:tc>
         <w:tc>
@@ -1156,7 +1429,39 @@
       </w:pPr>
       <w:r>
         <w:lastRenderedPageBreak/>
-        <w:t>Second graph shows SSLfinal_State against Result, and from that we could kind of see that most legit sites (Result=1) have a proper ssl (SSLfinal_State=1), while most phishing ones have SSLfinal_State = -1 or 0, so this feature looked useful even before we built any model:</w:t>
+        <w:t xml:space="preserve">Second graph shows </w:t>
+      </w:r>
+      <w:proofErr w:type="spellStart"/>
+      <w:r>
+        <w:t>SSLfinal_State</w:t>
+      </w:r>
+      <w:proofErr w:type="spellEnd"/>
+      <w:r>
+        <w:t xml:space="preserve"> against Result, and from that we could kind of see that most legit sites (Result=1) have a proper </w:t>
+      </w:r>
+      <w:proofErr w:type="spellStart"/>
+      <w:r>
+        <w:t>ssl</w:t>
+      </w:r>
+      <w:proofErr w:type="spellEnd"/>
+      <w:r>
+        <w:t xml:space="preserve"> (</w:t>
+      </w:r>
+      <w:proofErr w:type="spellStart"/>
+      <w:r>
+        <w:t>SSLfinal_State</w:t>
+      </w:r>
+      <w:proofErr w:type="spellEnd"/>
+      <w:r>
+        <w:t xml:space="preserve">=1), while most phishing ones have </w:t>
+      </w:r>
+      <w:proofErr w:type="spellStart"/>
+      <w:r>
+        <w:t>SSLfinal_State</w:t>
+      </w:r>
+      <w:proofErr w:type="spellEnd"/>
+      <w:r>
+        <w:t xml:space="preserve"> = -1 or 0, so this feature looked useful even before we built any model:</w:t>
       </w:r>
     </w:p>
     <w:p>
@@ -1237,7 +1542,15 @@
         <w:spacing w:after="150"/>
       </w:pPr>
       <w:r>
-        <w:t xml:space="preserve">For scaling we used StandardScaler, but we put it inside a Pipeline together with the KNN model. We did this </w:t>
+        <w:t xml:space="preserve">For scaling we used </w:t>
+      </w:r>
+      <w:proofErr w:type="spellStart"/>
+      <w:r>
+        <w:t>StandardScaler</w:t>
+      </w:r>
+      <w:proofErr w:type="spellEnd"/>
+      <w:r>
+        <w:t xml:space="preserve">, but we put it inside a Pipeline together with the KNN model. We did this </w:t>
       </w:r>
       <w:r>
         <w:t>so that</w:t>
@@ -1266,7 +1579,31 @@
         <w:spacing w:after="150"/>
       </w:pPr>
       <w:r>
-        <w:t>Before making any real model we made a baseline using DummyClassifier, it just always guesses the most common class (legit in our case) no matter what the input is. This gave us something to compare our real models against. If our knn models cant beat this then somethings wrong.</w:t>
+        <w:t xml:space="preserve">Before making any real model we made a baseline using </w:t>
+      </w:r>
+      <w:proofErr w:type="spellStart"/>
+      <w:r>
+        <w:t>DummyClassifier</w:t>
+      </w:r>
+      <w:proofErr w:type="spellEnd"/>
+      <w:r>
+        <w:t xml:space="preserve">, it just always guesses the most common class (legit in our case) no matter what the input is. This gave us something to compare our real models against. If our </w:t>
+      </w:r>
+      <w:proofErr w:type="spellStart"/>
+      <w:r>
+        <w:t>knn</w:t>
+      </w:r>
+      <w:proofErr w:type="spellEnd"/>
+      <w:r>
+        <w:t xml:space="preserve"> models </w:t>
+      </w:r>
+      <w:proofErr w:type="spellStart"/>
+      <w:r>
+        <w:t>cant</w:t>
+      </w:r>
+      <w:proofErr w:type="spellEnd"/>
+      <w:r>
+        <w:t xml:space="preserve"> beat this then somethings wrong.</w:t>
       </w:r>
     </w:p>
     <w:p>
@@ -1294,10 +1631,18 @@
         <w:t>We used K-Nearest Neighbors (KNN)</w:t>
       </w:r>
       <w:r>
-        <w:t>. K</w:t>
-      </w:r>
-      <w:r>
-        <w:t>nn looks at the closest k points to a new data point and takes a vote from them to decide the class.</w:t>
+        <w:t xml:space="preserve">. </w:t>
+      </w:r>
+      <w:proofErr w:type="spellStart"/>
+      <w:r>
+        <w:t>K</w:t>
+      </w:r>
+      <w:r>
+        <w:t>nn</w:t>
+      </w:r>
+      <w:proofErr w:type="spellEnd"/>
+      <w:r>
+        <w:t xml:space="preserve"> looks at the closest k points to a new data point and takes a vote from them to decide the class.</w:t>
       </w:r>
     </w:p>
     <w:p>
@@ -1305,7 +1650,15 @@
         <w:spacing w:after="150"/>
       </w:pPr>
       <w:r>
-        <w:t>Since knn works using distance between points, we had to scale the features first, otherwise columns with bigger number ranges would unfairly affect the distance calculation more than others.</w:t>
+        <w:t xml:space="preserve">Since </w:t>
+      </w:r>
+      <w:proofErr w:type="spellStart"/>
+      <w:r>
+        <w:t>knn</w:t>
+      </w:r>
+      <w:proofErr w:type="spellEnd"/>
+      <w:r>
+        <w:t xml:space="preserve"> works using distance between points, we had to scale the features first, otherwise columns with bigger number ranges would unfairly affect the distance calculation more than others.</w:t>
       </w:r>
     </w:p>
     <w:p>
@@ -1319,8 +1672,13 @@
         <w:t xml:space="preserve">, </w:t>
       </w:r>
       <w:r>
-        <w:t>so we made 2 versions of knn</w:t>
-      </w:r>
+        <w:t xml:space="preserve">so we made 2 versions of </w:t>
+      </w:r>
+      <w:proofErr w:type="spellStart"/>
+      <w:r>
+        <w:t>knn</w:t>
+      </w:r>
+      <w:proofErr w:type="spellEnd"/>
       <w:r>
         <w:t>.</w:t>
       </w:r>
@@ -1336,7 +1694,15 @@
       </w:pPr>
       <w:r>
         <w:lastRenderedPageBreak/>
-        <w:t>Version 1 - normal knn (uniform weights): every one of the k nearest neighbors gets an equal vote</w:t>
+        <w:t xml:space="preserve">Version 1 - normal </w:t>
+      </w:r>
+      <w:proofErr w:type="spellStart"/>
+      <w:r>
+        <w:t>knn</w:t>
+      </w:r>
+      <w:proofErr w:type="spellEnd"/>
+      <w:r>
+        <w:t xml:space="preserve"> (uniform weights): every one of the k nearest neighbors gets an equal vote</w:t>
       </w:r>
     </w:p>
     <w:p>
@@ -1349,7 +1715,15 @@
         <w:spacing w:after="80"/>
       </w:pPr>
       <w:r>
-        <w:t>Version 2 - distance-weighted knn: neighbors that are closer get a bigger vote than ones that are farther, this is also something our handout showed</w:t>
+        <w:t xml:space="preserve">Version 2 - distance-weighted </w:t>
+      </w:r>
+      <w:proofErr w:type="spellStart"/>
+      <w:r>
+        <w:t>knn</w:t>
+      </w:r>
+      <w:proofErr w:type="spellEnd"/>
+      <w:r>
+        <w:t>: neighbors that are closer get a bigger vote than ones that are farther, this is also something our handout showed</w:t>
       </w:r>
     </w:p>
     <w:p>
@@ -1504,7 +1878,15 @@
         <w:spacing w:after="150"/>
       </w:pPr>
       <w:r>
-        <w:t xml:space="preserve">After training both final knn versions with their best k, we tested everything </w:t>
+        <w:t xml:space="preserve">After training both final </w:t>
+      </w:r>
+      <w:proofErr w:type="spellStart"/>
+      <w:r>
+        <w:t>knn</w:t>
+      </w:r>
+      <w:proofErr w:type="spellEnd"/>
+      <w:r>
+        <w:t xml:space="preserve"> versions with their best k, we tested everything </w:t>
       </w:r>
       <w:r>
         <w:t>1</w:t>
@@ -1674,6 +2056,7 @@
             <w:shd w:val="clear" w:color="auto" w:fill="D9D9D9"/>
           </w:tcPr>
           <w:p>
+            <w:proofErr w:type="spellStart"/>
             <w:r>
               <w:rPr>
                 <w:b/>
@@ -1681,6 +2064,7 @@
               </w:rPr>
               <w:t>roc_auc</w:t>
             </w:r>
+            <w:proofErr w:type="spellEnd"/>
           </w:p>
         </w:tc>
       </w:tr>
@@ -2027,7 +2411,15 @@
         <w:spacing w:after="200"/>
       </w:pPr>
       <w:r>
-        <w:t>Dummy baseline: predicts every single row as class -1 (the majority in the raw pre-dedup data), so it misses all 566 actual legit rows and gets 0 right on class 1.</w:t>
+        <w:t>Dummy baseline: predicts every single row as class -1 (the majority in the raw pre-</w:t>
+      </w:r>
+      <w:proofErr w:type="spellStart"/>
+      <w:r>
+        <w:t>dedup</w:t>
+      </w:r>
+      <w:proofErr w:type="spellEnd"/>
+      <w:r>
+        <w:t xml:space="preserve"> data), so it misses all 566 actual legit rows and gets 0 right on class 1.</w:t>
       </w:r>
     </w:p>
     <w:p>
@@ -2140,7 +2532,7 @@
         <w:spacing w:after="200"/>
       </w:pPr>
       <w:r>
-        <w:t>KNN distance-weighted: 565 correct on class -1, 508 correct on class 1, 39 false negatives and 58 false positives — very slightly worse than the uniform version across the board.</w:t>
+        <w:t>KNN distance-weighted: 565 correct on class -1, 508 correct on class 1, 39 false negatives and 58 false positives  very slightly worse than the uniform version across the board.</w:t>
       </w:r>
     </w:p>
     <w:p>
@@ -2148,7 +2540,23 @@
         <w:spacing w:after="150"/>
       </w:pPr>
       <w:r>
-        <w:t>Both knn versions do way better than the dummy baseline in catching phishing sites (0.923/0.917 accuracy vs 0.516). Between the two knn versions, KNN uniform is very slightly better on every single metric  accuracy (0.923 vs 0.917), recall on the phishing class (0.942 vs 0.935), and ROC-AUC (0.975 vs 0.958). So giving closer neighbors more voting power didn't actually help here  the simpler uniform version won.</w:t>
+        <w:t xml:space="preserve">Both </w:t>
+      </w:r>
+      <w:proofErr w:type="spellStart"/>
+      <w:r>
+        <w:t>knn</w:t>
+      </w:r>
+      <w:proofErr w:type="spellEnd"/>
+      <w:r>
+        <w:t xml:space="preserve"> versions do way better than the dummy baseline in catching phishing sites (0.923/0.917 accuracy vs 0.516). Between the two </w:t>
+      </w:r>
+      <w:proofErr w:type="spellStart"/>
+      <w:r>
+        <w:t>knn</w:t>
+      </w:r>
+      <w:proofErr w:type="spellEnd"/>
+      <w:r>
+        <w:t xml:space="preserve"> versions, KNN uniform is very slightly better on every single metric  accuracy (0.923 vs 0.917), recall on the phishing class (0.942 vs 0.935), and ROC-AUC (0.975 vs 0.958). So giving closer neighbors more voting power didn't actually help here  the simpler uniform version won.</w:t>
       </w:r>
     </w:p>
     <w:p>
@@ -2170,7 +2578,15 @@
         <w:spacing w:after="80"/>
       </w:pPr>
       <w:r>
-        <w:t>dataset might not have very recent phishing tricks since its an old published dataset</w:t>
+        <w:t xml:space="preserve">dataset might not have very recent phishing tricks since </w:t>
+      </w:r>
+      <w:proofErr w:type="spellStart"/>
+      <w:r>
+        <w:t>its</w:t>
+      </w:r>
+      <w:proofErr w:type="spellEnd"/>
+      <w:r>
+        <w:t xml:space="preserve"> an old published dataset</w:t>
       </w:r>
     </w:p>
     <w:p>
@@ -2183,7 +2599,20 @@
         <w:spacing w:after="80"/>
       </w:pPr>
       <w:r>
-        <w:t>we are assuming the labels (-1/1) were correctly given when the dataset was made, we cant double check that ourselves</w:t>
+        <w:rPr>
+          <w:b/>
+          <w:bCs/>
+        </w:rPr>
+        <w:t>bias</w:t>
+      </w:r>
+      <w:r>
+        <w:t>: since this dataset is from a fixed point in time, it reflects whatever phishing patterns existed back then. If phishing tactics change a lot like new</w:t>
+      </w:r>
+      <w:r>
+        <w:t xml:space="preserve"> </w:t>
+      </w:r>
+      <w:r>
+        <w:t>fake pages that look more convincing, our model has no way to know about that and could be biased toward catching only older style phishing tricks</w:t>
       </w:r>
     </w:p>
     <w:p>
@@ -2196,7 +2625,15 @@
         <w:spacing w:after="80"/>
       </w:pPr>
       <w:r>
-        <w:t>this model only looks at url structure, so a phishing attempt that comes through email text with a normal-looking link would probably not get caught by this</w:t>
+        <w:t xml:space="preserve">we are assuming the labels (-1/1) were correctly given when the dataset was made, we </w:t>
+      </w:r>
+      <w:proofErr w:type="spellStart"/>
+      <w:r>
+        <w:t>cant</w:t>
+      </w:r>
+      <w:proofErr w:type="spellEnd"/>
+      <w:r>
+        <w:t xml:space="preserve"> double check that ourselves</w:t>
       </w:r>
     </w:p>
     <w:p>
@@ -2209,7 +2646,16 @@
         <w:spacing w:after="80"/>
       </w:pPr>
       <w:r>
-        <w:t>almost half our raw data (5,206 out of 11,055 rows) was duplicate rows — worth noting as a real data quality issue with this dataset, not just something to silently drop</w:t>
+        <w:lastRenderedPageBreak/>
+        <w:t xml:space="preserve">this model only looks at </w:t>
+      </w:r>
+      <w:proofErr w:type="spellStart"/>
+      <w:r>
+        <w:t>url</w:t>
+      </w:r>
+      <w:proofErr w:type="spellEnd"/>
+      <w:r>
+        <w:t xml:space="preserve"> structure, so a phishing attempt that comes through email text with a normal-looking link would probably not get caught by this</w:t>
       </w:r>
     </w:p>
     <w:p>
@@ -2222,7 +2668,19 @@
         <w:spacing w:after="80"/>
       </w:pPr>
       <w:r>
-        <w:lastRenderedPageBreak/>
+        <w:t>almost half our raw data (5,206 out of 11,055 rows) was duplicate rows worth noting as a real data quality issue with this dataset, not just something to silently drop</w:t>
+      </w:r>
+    </w:p>
+    <w:p>
+      <w:pPr>
+        <w:pStyle w:val="ListParagraph"/>
+        <w:numPr>
+          <w:ilvl w:val="0"/>
+          <w:numId w:val="1"/>
+        </w:numPr>
+        <w:spacing w:after="80"/>
+      </w:pPr>
+      <w:r>
         <w:t>so this should be used as like a warning/helper tool, not the only line of defense</w:t>
       </w:r>
     </w:p>
@@ -2240,13 +2698,29 @@
         <w:spacing w:after="150"/>
       </w:pPr>
       <w:r>
-        <w:t xml:space="preserve">Everything is in the phishing_project.ipynb file. Just open </w:t>
+        <w:t xml:space="preserve">Everything is in the </w:t>
+      </w:r>
+      <w:proofErr w:type="spellStart"/>
+      <w:r>
+        <w:t>phishing_project.ipynb</w:t>
+      </w:r>
+      <w:proofErr w:type="spellEnd"/>
+      <w:r>
+        <w:t xml:space="preserve"> file. Just open </w:t>
       </w:r>
       <w:r>
         <w:t xml:space="preserve">and </w:t>
       </w:r>
       <w:r>
-        <w:t xml:space="preserve"> run all cells from top to bottom (restart kernel first so old variables dont mess things up). Needs internet the first time because it downloads the dataset.</w:t>
+        <w:t xml:space="preserve"> run all cells from top to bottom (restart kernel first so old variables </w:t>
+      </w:r>
+      <w:proofErr w:type="spellStart"/>
+      <w:r>
+        <w:t>dont</w:t>
+      </w:r>
+      <w:proofErr w:type="spellEnd"/>
+      <w:r>
+        <w:t xml:space="preserve"> mess things up). Needs internet the first time because it downloads the dataset.</w:t>
       </w:r>
     </w:p>
     <w:p>
@@ -2254,7 +2728,15 @@
         <w:spacing w:after="150"/>
       </w:pPr>
       <w:r>
-        <w:t>We used random_state = 42 everywhere (splitting and cross validation) so if you run it again you should get the same results. Running the notebook also auto-creates an outputs/ folder (plots, comparison table, data dictionary starter csv) and a data/ folder (raw copy of the dataset) — these get regenerated fresh every time you run it.</w:t>
+        <w:t xml:space="preserve">We used </w:t>
+      </w:r>
+      <w:proofErr w:type="spellStart"/>
+      <w:r>
+        <w:t>random_state</w:t>
+      </w:r>
+      <w:proofErr w:type="spellEnd"/>
+      <w:r>
+        <w:t xml:space="preserve"> = 42 everywhere (splitting and cross validation) so if you run it again you should get the same results. Running the notebook also auto-creates an outputs/ folder (plots, comparison table, data dictionary starter csv) and a data/ folder (raw copy of the dataset) these get regenerated fresh every time you run it.</w:t>
       </w:r>
     </w:p>
     <w:p>
@@ -2279,7 +2761,15 @@
         <w:spacing w:after="150"/>
       </w:pPr>
       <w:r>
-        <w:t>Overall we think knn worked decently well for this task, way better than just guessing. Comparing the uniform vs distance-weighted version helped us see if giving closer neighbors more say actually changes the result or not turns out it didn't help, uniform voting was just as good or slightly better.</w:t>
+        <w:t xml:space="preserve">Overall we think </w:t>
+      </w:r>
+      <w:proofErr w:type="spellStart"/>
+      <w:r>
+        <w:t>knn</w:t>
+      </w:r>
+      <w:proofErr w:type="spellEnd"/>
+      <w:r>
+        <w:t xml:space="preserve"> worked decently well for this task, way better than just guessing. Comparing the uniform vs distance-weighted version helped us see if giving closer neighbors more say actually changes the result or not turns out it didn't help, uniform voting was just as good or slightly better.</w:t>
       </w:r>
     </w:p>
     <w:p>
@@ -2287,7 +2777,15 @@
         <w:spacing w:after="150"/>
       </w:pPr>
       <w:r>
-        <w:t>We'd go with KNN uniform (k=9) as our final model. The metric that decided it is recall on the phishing class: 0.942 for uniform vs 0.935 for distance-weighted. Since missing an actual phishing site is worse than a false alarm on a legit one, the version that catches slightly more phishing sites is the better pick, and it also happens to win on every other metric too (accuracy, ROC-AUC).</w:t>
+        <w:t xml:space="preserve">We'd go with KNN uniform (k=9) as our final model. The metric that decided it is recall on the phishing class: 0.942 for uniform vs 0.935 for distance-weighted. Since missing an actual phishing site is worse than a false alarm on a legit one, the version that catches slightly more phishing sites is the better pick, and it also happens to win on every other metric </w:t>
+      </w:r>
+      <w:proofErr w:type="spellStart"/>
+      <w:r>
+        <w:t>too</w:t>
+      </w:r>
+      <w:proofErr w:type="spellEnd"/>
+      <w:r>
+        <w:t xml:space="preserve"> (accuracy, ROC-AUC).</w:t>
       </w:r>
     </w:p>
     <w:p>
@@ -2366,8 +2864,13 @@
             <w:tcW w:w="3200" w:type="dxa"/>
           </w:tcPr>
           <w:p>
-            <w:r>
-              <w:t>Kutub Ullah Sadik (25-62148-2)</w:t>
+            <w:proofErr w:type="spellStart"/>
+            <w:r>
+              <w:t>Kutub</w:t>
+            </w:r>
+            <w:proofErr w:type="spellEnd"/>
+            <w:r>
+              <w:t xml:space="preserve"> Ullah Sadik (25-62148-2)</w:t>
             </w:r>
           </w:p>
         </w:tc>
@@ -2468,7 +2971,31 @@
         <w:spacing w:after="150"/>
       </w:pPr>
       <w:r>
-        <w:t>UCI Machine Learning Repository / OpenML, dataset name: PhishingWebsites (openml id 4534).</w:t>
+        <w:t xml:space="preserve">UCI Machine Learning Repository / </w:t>
+      </w:r>
+      <w:proofErr w:type="spellStart"/>
+      <w:r>
+        <w:t>OpenML</w:t>
+      </w:r>
+      <w:proofErr w:type="spellEnd"/>
+      <w:r>
+        <w:t xml:space="preserve">, dataset name: </w:t>
+      </w:r>
+      <w:proofErr w:type="spellStart"/>
+      <w:r>
+        <w:t>PhishingWebsites</w:t>
+      </w:r>
+      <w:proofErr w:type="spellEnd"/>
+      <w:r>
+        <w:t xml:space="preserve"> (</w:t>
+      </w:r>
+      <w:proofErr w:type="spellStart"/>
+      <w:r>
+        <w:t>openml</w:t>
+      </w:r>
+      <w:proofErr w:type="spellEnd"/>
+      <w:r>
+        <w:t xml:space="preserve"> id 4534).</w:t>
       </w:r>
     </w:p>
     <w:p>
@@ -3069,7 +3596,6 @@
   <w:style w:type="character" w:default="1" w:styleId="DefaultParagraphFont">
     <w:name w:val="Default Paragraph Font"/>
     <w:uiPriority w:val="1"/>
-    <w:semiHidden/>
     <w:unhideWhenUsed/>
   </w:style>
   <w:style w:type="table" w:default="1" w:styleId="TableNormal">
